--- a/Rok2026/MemoryPuzzle/analyza_hry.docx
+++ b/Rok2026/MemoryPuzzle/analyza_hry.docx
@@ -216,6 +216,7 @@
     <w:p>
       <w:pPr>
         <w:spacing w:after="0" w:line="240" w:lineRule="auto"/>
+        <w:jc w:val="both"/>
       </w:pPr>
       <w:r>
         <w:t>Na vrchu programu sú komentáre o tom, čo hra je, kto ju vytvoril a kde môže používateľ nájsť viac informácií. Je tam tiež poznámka, že zdrojový kód je voľne kopírovateľný pod ―Zjednodušenou BSD</w:t>
@@ -227,18 +228,16 @@
         <w:t>‖</w:t>
       </w:r>
       <w:r>
-        <w:t xml:space="preserve"> licenciou. Licenca Simplified BSD je vhodnejšia pre softvér než licencia Creative Common (pod ktorou je táto kniha vydaná), ale v podstate znamenajú to isté: Ľudia </w:t>
-      </w:r>
+        <w:t xml:space="preserve"> licenciou. Licenca Simplified BSD je vhodnejšia pre softvér než licencia Creative Common </w:t>
+      </w:r>
+    </w:p>
+    <w:p>
+      <w:pPr>
+        <w:spacing w:after="0" w:line="240" w:lineRule="auto"/>
+        <w:jc w:val="both"/>
+      </w:pPr>
       <w:r>
         <w:lastRenderedPageBreak/>
-        <w:t xml:space="preserve">môžu túto hru slobodne kopírovať a zdieľať. Viac informácií o licenciách nájdete na http://invpy.com/licenses. </w:t>
-      </w:r>
-    </w:p>
-    <w:p>
-      <w:pPr>
-        <w:spacing w:after="0" w:line="240" w:lineRule="auto"/>
-      </w:pPr>
-      <w:r>
         <w:t xml:space="preserve">Tento program využíva mnohé funkcie v iných moduloch, takže tieto moduly importuje na riadok 6. Riadok 7 je tiež príkaz importu vo formáte from (názov modulu) import *, čo znamená, že nemusíte pred ním písať názov modulu. V module pygame.locals nie sú žiadne funkcie, ale je v ňom niekoľko konštantných premenných, ktoré chceme použiť, ako MOUSEMOTION, KEYUP alebo QUIT. Pri použití tohto štýlu importu stačí napísať MOUSEMOTION namiesto pygame.locals.MOUSEMOTION. </w:t>
       </w:r>
     </w:p>
@@ -311,17 +310,194 @@
     <w:p>
       <w:pPr>
         <w:spacing w:after="0" w:line="240" w:lineRule="auto"/>
-      </w:pPr>
-      <w:r>
-        <w:t xml:space="preserve">The game programs in this book use a lot of constant variables. You might not realize why they’re so handy. For example, instead of using the BOXSIZE variable in our code we could just type the integer 40 directly in the code. But there are two reasons to use constant variables. </w:t>
-      </w:r>
-    </w:p>
-    <w:p>
-      <w:pPr>
-        <w:spacing w:after="0" w:line="240" w:lineRule="auto"/>
-      </w:pPr>
-      <w:r>
-        <w:t>First, if we ever wanted to change the size of each box later, we would have to go through the entire program and find and replace each time we typed 40. By just using the BOXSIZE constant, we only have to change line 13 and the rest of the program is already up to date. This is</w:t>
+        <w:jc w:val="both"/>
+      </w:pPr>
+      <w:r>
+        <w:t xml:space="preserve">Herné programy v tejto knihe používajú veľa konštantných premenných. Možno si neuvedomujete, prečo sú také praktické. Napríklad namiesto použitia premennej BOXSIZE v našom kóde by sme mohli jednoducho napísať celé číslo 40 priamo do kódu. Ale existujú dva dôvody, prečo používať konštantné premenné. </w:t>
+      </w:r>
+    </w:p>
+    <w:p>
+      <w:pPr>
+        <w:spacing w:after="0" w:line="240" w:lineRule="auto"/>
+        <w:jc w:val="both"/>
+      </w:pPr>
+      <w:r>
+        <w:t>Po prvé, ak by sme chceli neskôr zmeniť veľkosť každého boxu, museli by sme prejsť celý program a nájsť a nahradiť ho zakaždým, keď by sme zadali 40. Použitím konštanty BOXSIZE stačí zmeniť len riadok 13 a zvyšok programu je už aktuálny. Toto je</w:t>
+      </w:r>
+      <w:r>
+        <w:t xml:space="preserve"> o</w:t>
+      </w:r>
+      <w:r>
+        <w:t xml:space="preserve">veľa lepšie, najmä preto, že by sme mohli použiť celočíselnú hodnotu 40 na niečo iné než veľkosť bielych políčok, a neúmyselná zmena tejto 40 by spôsobila chyby v našom programe. </w:t>
+      </w:r>
+    </w:p>
+    <w:p>
+      <w:pPr>
+        <w:spacing w:after="0" w:line="240" w:lineRule="auto"/>
+      </w:pPr>
+      <w:r>
+        <w:t xml:space="preserve">Po druhé, kód je čitateľnejší. Choďte dole na ďalšiu sekciu a pozrite sa na riadok 18. Tým sa nastaví výpočet XMARGIN konštanty, čo je počet pixelov na boku celej dosky. Je to zložitý výraz, ale môžete si starostlivo poskladať, čo znamená. Riadok 18 vyzerá takto: </w:t>
+      </w:r>
+    </w:p>
+    <w:p>
+      <w:pPr>
+        <w:spacing w:after="0" w:line="240" w:lineRule="auto"/>
+      </w:pPr>
+    </w:p>
+    <w:p>
+      <w:pPr>
+        <w:spacing w:after="0" w:line="240" w:lineRule="auto"/>
+      </w:pPr>
+      <w:r>
+        <w:t xml:space="preserve">XMARGIN = int((WINDOWWIDTH - (BOARDWIDTH * (BOXSIZE + GAPSIZE))) / 2) </w:t>
+      </w:r>
+    </w:p>
+    <w:p>
+      <w:pPr>
+        <w:spacing w:after="0" w:line="240" w:lineRule="auto"/>
+      </w:pPr>
+    </w:p>
+    <w:p>
+      <w:pPr>
+        <w:spacing w:after="0" w:line="240" w:lineRule="auto"/>
+      </w:pPr>
+      <w:r>
+        <w:t xml:space="preserve">Ale keby riadok 18 nepoužíval konštantné premenné, vyzeral by takto: </w:t>
+      </w:r>
+    </w:p>
+    <w:p>
+      <w:pPr>
+        <w:spacing w:after="0" w:line="240" w:lineRule="auto"/>
+      </w:pPr>
+      <w:r>
+        <w:t xml:space="preserve">XMARGIN = int((640 – (10 * (40 + 10))) / 2) </w:t>
+      </w:r>
+    </w:p>
+    <w:p>
+      <w:pPr>
+        <w:spacing w:after="0" w:line="240" w:lineRule="auto"/>
+      </w:pPr>
+    </w:p>
+    <w:p>
+      <w:pPr>
+        <w:spacing w:after="0" w:line="240" w:lineRule="auto"/>
+        <w:jc w:val="both"/>
+      </w:pPr>
+      <w:r>
+        <w:t xml:space="preserve">Teraz je nemožné si presne spomenúť, čo tým programátor myslel. Tieto nevysvetlené čísla v zdrojovom kóde sa často nazývajú magické čísla. Kedykoľvek zadávate magické čísla, mali by ste zvážiť ich nahradenie konštantnou premennou. Pre interpreta Pythonu sú oba predchádzajúce riadky úplne rovnaké. Ale pre ľudského programátora, ktorý číta zdrojový kód a snaží sa pochopiť, ako funguje, druhá verzia riadku 18 nedáva veľký zmysel! Konštanty naozaj pomáhajú čitateľnosti zdrojového kódu. </w:t>
+      </w:r>
+    </w:p>
+    <w:p>
+      <w:pPr>
+        <w:spacing w:after="0" w:line="240" w:lineRule="auto"/>
+      </w:pPr>
+    </w:p>
+    <w:p>
+      <w:pPr>
+        <w:spacing w:after="0" w:line="240" w:lineRule="auto"/>
+      </w:pPr>
+      <w:r>
+        <w:t xml:space="preserve">Samozrejme, môžete zájsť príliš ďaleko, ak nahradíte čísla konštantnými premennými. Pozrite sa na nasledujúce </w:t>
+      </w:r>
+      <w:r>
+        <w:t xml:space="preserve">code: </w:t>
+      </w:r>
+    </w:p>
+    <w:p>
+      <w:pPr>
+        <w:spacing w:after="0" w:line="240" w:lineRule="auto"/>
+      </w:pPr>
+      <w:r>
+        <w:t xml:space="preserve">ZERO = 0 </w:t>
+      </w:r>
+    </w:p>
+    <w:p>
+      <w:pPr>
+        <w:spacing w:after="0" w:line="240" w:lineRule="auto"/>
+      </w:pPr>
+      <w:r>
+        <w:t xml:space="preserve">ONE = 1 </w:t>
+      </w:r>
+    </w:p>
+    <w:p>
+      <w:pPr>
+        <w:spacing w:after="0" w:line="240" w:lineRule="auto"/>
+      </w:pPr>
+      <w:r>
+        <w:t xml:space="preserve">TWO = 99999999 </w:t>
+      </w:r>
+    </w:p>
+    <w:p>
+      <w:pPr>
+        <w:spacing w:after="0" w:line="240" w:lineRule="auto"/>
+      </w:pPr>
+      <w:r>
+        <w:t xml:space="preserve">TWOANDTHREEQUARTERS = 2.75 </w:t>
+      </w:r>
+    </w:p>
+    <w:p>
+      <w:pPr>
+        <w:spacing w:after="0" w:line="240" w:lineRule="auto"/>
+      </w:pPr>
+      <w:r>
+        <w:t xml:space="preserve">Don’t write code like that. That’s just silly. </w:t>
+      </w:r>
+    </w:p>
+    <w:p>
+      <w:pPr>
+        <w:pStyle w:val="Heading2"/>
+      </w:pPr>
+      <w:r>
+        <w:t xml:space="preserve">Kontroly duševného rozumu pomocou tvrdení </w:t>
+      </w:r>
+    </w:p>
+    <w:p>
+      <w:pPr>
+        <w:spacing w:after="0" w:line="240" w:lineRule="auto"/>
+      </w:pPr>
+      <w:r>
+        <w:t xml:space="preserve">15. BOARDWIDTH = 10 # number of columns of icons </w:t>
+      </w:r>
+    </w:p>
+    <w:p>
+      <w:pPr>
+        <w:spacing w:after="0" w:line="240" w:lineRule="auto"/>
+      </w:pPr>
+      <w:r>
+        <w:lastRenderedPageBreak/>
+        <w:t xml:space="preserve">16. BOARDHEIGHT = 7 # number of rows of icons </w:t>
+      </w:r>
+    </w:p>
+    <w:p>
+      <w:pPr>
+        <w:spacing w:after="0" w:line="240" w:lineRule="auto"/>
+      </w:pPr>
+      <w:r>
+        <w:t xml:space="preserve">17. assert (BOARDWIDTH * BOARDHEIGHT) % 2 == 0, 'Board needs to have an even number of boxes for pairs of matches.' </w:t>
+      </w:r>
+    </w:p>
+    <w:p>
+      <w:pPr>
+        <w:spacing w:after="0" w:line="240" w:lineRule="auto"/>
+      </w:pPr>
+      <w:r>
+        <w:t xml:space="preserve">18. XMARGIN = int((WINDOWWIDTH - (BOARDWIDTH * (BOXSIZE + GAPSIZE))) / 2) </w:t>
+      </w:r>
+    </w:p>
+    <w:p>
+      <w:pPr>
+        <w:spacing w:after="0" w:line="240" w:lineRule="auto"/>
+      </w:pPr>
+      <w:r>
+        <w:t xml:space="preserve">19. YMARGIN = int((WINDOWHEIGHT - (BOARDHEIGHT * (BOXSIZE + GAPSIZE))) / 2) </w:t>
+      </w:r>
+    </w:p>
+    <w:p>
+      <w:pPr>
+        <w:spacing w:after="0" w:line="240" w:lineRule="auto"/>
+      </w:pPr>
+      <w:r>
+        <w:t>www.dbooks.org</w:t>
       </w:r>
     </w:p>
     <w:sectPr>

--- a/Rok2026/MemoryPuzzle/analyza_hry.docx
+++ b/Rok2026/MemoryPuzzle/analyza_hry.docx
@@ -14,8 +14,29 @@
       <w:pPr>
         <w:pStyle w:val="Heading2"/>
       </w:pPr>
-      <w:r>
-        <w:t xml:space="preserve">How to Play Memory Puzzle </w:t>
+      <w:proofErr w:type="spellStart"/>
+      <w:r>
+        <w:t>How</w:t>
+      </w:r>
+      <w:proofErr w:type="spellEnd"/>
+      <w:r>
+        <w:t xml:space="preserve"> to </w:t>
+      </w:r>
+      <w:proofErr w:type="spellStart"/>
+      <w:r>
+        <w:t>Play</w:t>
+      </w:r>
+      <w:proofErr w:type="spellEnd"/>
+      <w:r>
+        <w:t xml:space="preserve"> </w:t>
+      </w:r>
+      <w:proofErr w:type="spellStart"/>
+      <w:r>
+        <w:t>Memory</w:t>
+      </w:r>
+      <w:proofErr w:type="spellEnd"/>
+      <w:r>
+        <w:t xml:space="preserve"> Puzzle </w:t>
       </w:r>
     </w:p>
     <w:p>
@@ -23,7 +44,23 @@
         <w:jc w:val="both"/>
       </w:pPr>
       <w:r>
-        <w:t xml:space="preserve">V hre Memory Puzzle je niekoľko ikon zakrytých bielymi boxmi. Každá ikona má dve kusy. Hráč môže kliknúť na dve políčka, aby videl, ktorá ikona je za nimi. Ak sa ikony zhodujú, tieto boxy zostávajú odkryté. Hráč vyhráva, keď sú všetky krabice na doske odhalené. Aby hráč mal nápovedu, krabice sa na začiatku hry rýchlo odhalia. </w:t>
+        <w:t xml:space="preserve">V hre </w:t>
+      </w:r>
+      <w:proofErr w:type="spellStart"/>
+      <w:r>
+        <w:t>Memory</w:t>
+      </w:r>
+      <w:proofErr w:type="spellEnd"/>
+      <w:r>
+        <w:t xml:space="preserve"> Puzzle je niekoľko ikon zakrytých bielymi boxmi. Každá ikona má dve kusy. Hráč môže kliknúť na dve políčka, aby videl, ktorá ikona je za nimi. Ak sa ikony zhodujú, tieto boxy zostávajú odkryté. Hráč vyhráva, keď sú všetky krabice na doske odhalené. Aby hráč mal </w:t>
+      </w:r>
+      <w:proofErr w:type="spellStart"/>
+      <w:r>
+        <w:t>nápovedu</w:t>
+      </w:r>
+      <w:proofErr w:type="spellEnd"/>
+      <w:r>
+        <w:t xml:space="preserve">, krabice sa na začiatku hry rýchlo odhalia. </w:t>
       </w:r>
     </w:p>
     <w:p>
@@ -42,15 +79,52 @@
         <w:jc w:val="both"/>
       </w:pPr>
       <w:r>
-        <w:t xml:space="preserve">Jeden koncept, ktorý uvidíte v Memory Puzzle (a vo väčšine hier v tejto knihe), je použitie for slučky v rámci inej for slučky. Tieto sa nazývajú vnorené pre slučky. Vnorené pre cykly sú užitočné na prechádzanie všetkými možnými kombináciami dvoch zoznamov. Do interaktívneho shellu zadajte nasledujúce: </w:t>
-      </w:r>
-    </w:p>
-    <w:p>
-      <w:pPr>
-        <w:spacing w:after="0" w:line="240" w:lineRule="auto"/>
-      </w:pPr>
-      <w:r>
-        <w:t xml:space="preserve">for x in [0, 1, 2, 3, 4]: </w:t>
+        <w:t xml:space="preserve">Jeden koncept, ktorý uvidíte v </w:t>
+      </w:r>
+      <w:proofErr w:type="spellStart"/>
+      <w:r>
+        <w:t>Memory</w:t>
+      </w:r>
+      <w:proofErr w:type="spellEnd"/>
+      <w:r>
+        <w:t xml:space="preserve"> Puzzle (a vo väčšine hier v tejto knihe), je použitie </w:t>
+      </w:r>
+      <w:proofErr w:type="spellStart"/>
+      <w:r>
+        <w:t>for</w:t>
+      </w:r>
+      <w:proofErr w:type="spellEnd"/>
+      <w:r>
+        <w:t xml:space="preserve"> slučky v rámci inej </w:t>
+      </w:r>
+      <w:proofErr w:type="spellStart"/>
+      <w:r>
+        <w:t>for</w:t>
+      </w:r>
+      <w:proofErr w:type="spellEnd"/>
+      <w:r>
+        <w:t xml:space="preserve"> slučky. Tieto sa nazývajú vnorené pre slučky. Vnorené pre cykly sú užitočné na prechádzanie všetkými možnými kombináciami dvoch zoznamov. Do interaktívneho </w:t>
+      </w:r>
+      <w:proofErr w:type="spellStart"/>
+      <w:r>
+        <w:t>shellu</w:t>
+      </w:r>
+      <w:proofErr w:type="spellEnd"/>
+      <w:r>
+        <w:t xml:space="preserve"> zadajte nasledujúce: </w:t>
+      </w:r>
+    </w:p>
+    <w:p>
+      <w:pPr>
+        <w:spacing w:after="0" w:line="240" w:lineRule="auto"/>
+      </w:pPr>
+      <w:proofErr w:type="spellStart"/>
+      <w:r>
+        <w:t>for</w:t>
+      </w:r>
+      <w:proofErr w:type="spellEnd"/>
+      <w:r>
+        <w:t xml:space="preserve"> x in [0, 1, 2, 3, 4]: </w:t>
       </w:r>
     </w:p>
     <w:p>
@@ -58,8 +132,13 @@
         <w:spacing w:after="0" w:line="240" w:lineRule="auto"/>
         <w:ind w:firstLine="708"/>
       </w:pPr>
-      <w:r>
-        <w:t xml:space="preserve">for y in ['a', 'b', 'c']: </w:t>
+      <w:proofErr w:type="spellStart"/>
+      <w:r>
+        <w:t>for</w:t>
+      </w:r>
+      <w:proofErr w:type="spellEnd"/>
+      <w:r>
+        <w:t xml:space="preserve"> y in ['a', 'b', 'c']: </w:t>
       </w:r>
     </w:p>
     <w:p>
@@ -67,8 +146,13 @@
         <w:spacing w:after="0" w:line="240" w:lineRule="auto"/>
         <w:ind w:left="708" w:firstLine="708"/>
       </w:pPr>
-      <w:r>
-        <w:t xml:space="preserve">print(x, y) </w:t>
+      <w:proofErr w:type="spellStart"/>
+      <w:r>
+        <w:t>print</w:t>
+      </w:r>
+      <w:proofErr w:type="spellEnd"/>
+      <w:r>
+        <w:t xml:space="preserve">(x, y) </w:t>
       </w:r>
     </w:p>
     <w:p>
@@ -83,15 +167,100 @@
         <w:jc w:val="both"/>
       </w:pPr>
       <w:r>
-        <w:t xml:space="preserve">V kóde Memory Puzzle je niekoľko momentov, keď musíme prejsť všetky možné X a Y súradnice na doske. Použijeme vnorené pre cykly, aby sme získali každú kombináciu. Všimnite si, že vnútorná for slučka (for slučka vo vnútri druhej for slučky) prejde všetkými svojimi iteráciami predtým, než prejde na ďalšiu iteráciu vonkajšieho for loopu. Ak obrátime poradie for slučiek, vytlačia sa rovnaké hodnoty, ale v inom poradí. Zadajte nasledujúci kód do interaktívneho shellu a porovnajte poradie, v ktorom vypisuje hodnoty, s poradím v predchádzajúcom príklade vnoreného for loopu: </w:t>
-      </w:r>
-    </w:p>
-    <w:p>
-      <w:pPr>
-        <w:spacing w:after="0" w:line="240" w:lineRule="auto"/>
-      </w:pPr>
-      <w:r>
-        <w:t xml:space="preserve">for y in ['a', 'b', 'c']: </w:t>
+        <w:t xml:space="preserve">V kóde </w:t>
+      </w:r>
+      <w:proofErr w:type="spellStart"/>
+      <w:r>
+        <w:t>Memory</w:t>
+      </w:r>
+      <w:proofErr w:type="spellEnd"/>
+      <w:r>
+        <w:t xml:space="preserve"> Puzzle je niekoľko momentov, keď musíme prejsť všetky možné X a Y súradnice na doske. Použijeme vnorené pre cykly, aby sme získali každú kombináciu. Všimnite si, že vnútorná </w:t>
+      </w:r>
+      <w:proofErr w:type="spellStart"/>
+      <w:r>
+        <w:t>for</w:t>
+      </w:r>
+      <w:proofErr w:type="spellEnd"/>
+      <w:r>
+        <w:t xml:space="preserve"> slučka (</w:t>
+      </w:r>
+      <w:proofErr w:type="spellStart"/>
+      <w:r>
+        <w:t>for</w:t>
+      </w:r>
+      <w:proofErr w:type="spellEnd"/>
+      <w:r>
+        <w:t xml:space="preserve"> slučka vo vnútri druhej </w:t>
+      </w:r>
+      <w:proofErr w:type="spellStart"/>
+      <w:r>
+        <w:t>for</w:t>
+      </w:r>
+      <w:proofErr w:type="spellEnd"/>
+      <w:r>
+        <w:t xml:space="preserve"> slučky) prejde všetkými svojimi iteráciami predtým, než prejde na ďalšiu iteráciu vonkajšieho </w:t>
+      </w:r>
+      <w:proofErr w:type="spellStart"/>
+      <w:r>
+        <w:t>for</w:t>
+      </w:r>
+      <w:proofErr w:type="spellEnd"/>
+      <w:r>
+        <w:t xml:space="preserve"> </w:t>
+      </w:r>
+      <w:proofErr w:type="spellStart"/>
+      <w:r>
+        <w:t>loopu</w:t>
+      </w:r>
+      <w:proofErr w:type="spellEnd"/>
+      <w:r>
+        <w:t xml:space="preserve">. Ak obrátime poradie </w:t>
+      </w:r>
+      <w:proofErr w:type="spellStart"/>
+      <w:r>
+        <w:t>for</w:t>
+      </w:r>
+      <w:proofErr w:type="spellEnd"/>
+      <w:r>
+        <w:t xml:space="preserve"> slučiek, vytlačia sa rovnaké hodnoty, ale v inom poradí. Zadajte nasledujúci kód do interaktívneho </w:t>
+      </w:r>
+      <w:proofErr w:type="spellStart"/>
+      <w:r>
+        <w:t>shellu</w:t>
+      </w:r>
+      <w:proofErr w:type="spellEnd"/>
+      <w:r>
+        <w:t xml:space="preserve"> a porovnajte poradie, v ktorom vypisuje hodnoty, s poradím v predchádzajúcom príklade vnoreného </w:t>
+      </w:r>
+      <w:proofErr w:type="spellStart"/>
+      <w:r>
+        <w:t>for</w:t>
+      </w:r>
+      <w:proofErr w:type="spellEnd"/>
+      <w:r>
+        <w:t xml:space="preserve"> </w:t>
+      </w:r>
+      <w:proofErr w:type="spellStart"/>
+      <w:r>
+        <w:t>loopu</w:t>
+      </w:r>
+      <w:proofErr w:type="spellEnd"/>
+      <w:r>
+        <w:t xml:space="preserve">: </w:t>
+      </w:r>
+    </w:p>
+    <w:p>
+      <w:pPr>
+        <w:spacing w:after="0" w:line="240" w:lineRule="auto"/>
+      </w:pPr>
+      <w:proofErr w:type="spellStart"/>
+      <w:r>
+        <w:t>for</w:t>
+      </w:r>
+      <w:proofErr w:type="spellEnd"/>
+      <w:r>
+        <w:t xml:space="preserve"> y in ['a', 'b', 'c']: </w:t>
       </w:r>
     </w:p>
     <w:p>
@@ -99,8 +268,13 @@
         <w:spacing w:after="0" w:line="240" w:lineRule="auto"/>
         <w:ind w:firstLine="708"/>
       </w:pPr>
-      <w:r>
-        <w:t xml:space="preserve">for x in [0, 1, 2, 3, 4]: </w:t>
+      <w:proofErr w:type="spellStart"/>
+      <w:r>
+        <w:t>for</w:t>
+      </w:r>
+      <w:proofErr w:type="spellEnd"/>
+      <w:r>
+        <w:t xml:space="preserve"> x in [0, 1, 2, 3, 4]: </w:t>
       </w:r>
     </w:p>
     <w:p>
@@ -108,8 +282,13 @@
         <w:spacing w:after="0" w:line="240" w:lineRule="auto"/>
         <w:ind w:left="708" w:firstLine="708"/>
       </w:pPr>
-      <w:r>
-        <w:t xml:space="preserve">print(x, y) </w:t>
+      <w:proofErr w:type="spellStart"/>
+      <w:r>
+        <w:t>print</w:t>
+      </w:r>
+      <w:proofErr w:type="spellEnd"/>
+      <w:r>
+        <w:t xml:space="preserve">(x, y) </w:t>
       </w:r>
     </w:p>
     <w:p>
@@ -117,7 +296,15 @@
         <w:pStyle w:val="Heading2"/>
       </w:pPr>
       <w:r>
-        <w:t xml:space="preserve">Zdrojový kód Memory Puzzle </w:t>
+        <w:t xml:space="preserve">Zdrojový kód </w:t>
+      </w:r>
+      <w:proofErr w:type="spellStart"/>
+      <w:r>
+        <w:t>Memory</w:t>
+      </w:r>
+      <w:proofErr w:type="spellEnd"/>
+      <w:r>
+        <w:t xml:space="preserve"> Puzzle </w:t>
       </w:r>
     </w:p>
     <w:p>
@@ -148,24 +335,53 @@
       <w:pPr>
         <w:pStyle w:val="Heading2"/>
       </w:pPr>
-      <w:r>
-        <w:t xml:space="preserve">Credits and Imports </w:t>
-      </w:r>
-    </w:p>
-    <w:p>
-      <w:pPr>
-        <w:spacing w:after="0" w:line="240" w:lineRule="auto"/>
-      </w:pPr>
-      <w:r>
-        <w:t xml:space="preserve">1. # Memory Puzzle </w:t>
-      </w:r>
-    </w:p>
-    <w:p>
-      <w:pPr>
-        <w:spacing w:after="0" w:line="240" w:lineRule="auto"/>
-      </w:pPr>
-      <w:r>
-        <w:t xml:space="preserve">2. # By Al Sweigart al@inventwithpython.com </w:t>
+      <w:proofErr w:type="spellStart"/>
+      <w:r>
+        <w:t>Credits</w:t>
+      </w:r>
+      <w:proofErr w:type="spellEnd"/>
+      <w:r>
+        <w:t xml:space="preserve"> and </w:t>
+      </w:r>
+      <w:proofErr w:type="spellStart"/>
+      <w:r>
+        <w:t>Imports</w:t>
+      </w:r>
+      <w:proofErr w:type="spellEnd"/>
+      <w:r>
+        <w:t xml:space="preserve"> </w:t>
+      </w:r>
+    </w:p>
+    <w:p>
+      <w:pPr>
+        <w:spacing w:after="0" w:line="240" w:lineRule="auto"/>
+      </w:pPr>
+      <w:r>
+        <w:t xml:space="preserve">1. # </w:t>
+      </w:r>
+      <w:proofErr w:type="spellStart"/>
+      <w:r>
+        <w:t>Memory</w:t>
+      </w:r>
+      <w:proofErr w:type="spellEnd"/>
+      <w:r>
+        <w:t xml:space="preserve"> Puzzle </w:t>
+      </w:r>
+    </w:p>
+    <w:p>
+      <w:pPr>
+        <w:spacing w:after="0" w:line="240" w:lineRule="auto"/>
+      </w:pPr>
+      <w:r>
+        <w:t xml:space="preserve">2. # By Al </w:t>
+      </w:r>
+      <w:proofErr w:type="spellStart"/>
+      <w:r>
+        <w:t>Sweigart</w:t>
+      </w:r>
+      <w:proofErr w:type="spellEnd"/>
+      <w:r>
+        <w:t xml:space="preserve"> al@inventwithpython.com </w:t>
       </w:r>
     </w:p>
     <w:p>
@@ -181,7 +397,39 @@
         <w:spacing w:after="0" w:line="240" w:lineRule="auto"/>
       </w:pPr>
       <w:r>
-        <w:t xml:space="preserve">4. # Released under a "Simplified BSD" license </w:t>
+        <w:t xml:space="preserve">4. # </w:t>
+      </w:r>
+      <w:proofErr w:type="spellStart"/>
+      <w:r>
+        <w:t>Released</w:t>
+      </w:r>
+      <w:proofErr w:type="spellEnd"/>
+      <w:r>
+        <w:t xml:space="preserve"> </w:t>
+      </w:r>
+      <w:proofErr w:type="spellStart"/>
+      <w:r>
+        <w:t>under</w:t>
+      </w:r>
+      <w:proofErr w:type="spellEnd"/>
+      <w:r>
+        <w:t xml:space="preserve"> a "</w:t>
+      </w:r>
+      <w:proofErr w:type="spellStart"/>
+      <w:r>
+        <w:t>Simplified</w:t>
+      </w:r>
+      <w:proofErr w:type="spellEnd"/>
+      <w:r>
+        <w:t xml:space="preserve"> BSD" </w:t>
+      </w:r>
+      <w:proofErr w:type="spellStart"/>
+      <w:r>
+        <w:t>license</w:t>
+      </w:r>
+      <w:proofErr w:type="spellEnd"/>
+      <w:r>
+        <w:t xml:space="preserve"> </w:t>
       </w:r>
     </w:p>
     <w:p>
@@ -197,15 +445,55 @@
         <w:spacing w:after="0" w:line="240" w:lineRule="auto"/>
       </w:pPr>
       <w:r>
-        <w:t xml:space="preserve">6. import random, pygame, sys </w:t>
-      </w:r>
-    </w:p>
-    <w:p>
-      <w:pPr>
-        <w:spacing w:after="0" w:line="240" w:lineRule="auto"/>
-      </w:pPr>
-      <w:r>
-        <w:t xml:space="preserve">7. from pygame.locals import * </w:t>
+        <w:t xml:space="preserve">6. import </w:t>
+      </w:r>
+      <w:proofErr w:type="spellStart"/>
+      <w:r>
+        <w:t>random</w:t>
+      </w:r>
+      <w:proofErr w:type="spellEnd"/>
+      <w:r>
+        <w:t xml:space="preserve">, </w:t>
+      </w:r>
+      <w:proofErr w:type="spellStart"/>
+      <w:r>
+        <w:t>pygame</w:t>
+      </w:r>
+      <w:proofErr w:type="spellEnd"/>
+      <w:r>
+        <w:t xml:space="preserve">, </w:t>
+      </w:r>
+      <w:proofErr w:type="spellStart"/>
+      <w:r>
+        <w:t>sys</w:t>
+      </w:r>
+      <w:proofErr w:type="spellEnd"/>
+      <w:r>
+        <w:t xml:space="preserve"> </w:t>
+      </w:r>
+    </w:p>
+    <w:p>
+      <w:pPr>
+        <w:spacing w:after="0" w:line="240" w:lineRule="auto"/>
+      </w:pPr>
+      <w:r>
+        <w:t xml:space="preserve">7. </w:t>
+      </w:r>
+      <w:proofErr w:type="spellStart"/>
+      <w:r>
+        <w:t>from</w:t>
+      </w:r>
+      <w:proofErr w:type="spellEnd"/>
+      <w:r>
+        <w:t xml:space="preserve"> </w:t>
+      </w:r>
+      <w:proofErr w:type="spellStart"/>
+      <w:r>
+        <w:t>pygame.locals</w:t>
+      </w:r>
+      <w:proofErr w:type="spellEnd"/>
+      <w:r>
+        <w:t xml:space="preserve"> import * </w:t>
       </w:r>
     </w:p>
     <w:p>
@@ -228,7 +516,39 @@
         <w:t>‖</w:t>
       </w:r>
       <w:r>
-        <w:t xml:space="preserve"> licenciou. Licenca Simplified BSD je vhodnejšia pre softvér než licencia Creative Common </w:t>
+        <w:t xml:space="preserve"> licenciou. </w:t>
+      </w:r>
+      <w:proofErr w:type="spellStart"/>
+      <w:r>
+        <w:t>Licenca</w:t>
+      </w:r>
+      <w:proofErr w:type="spellEnd"/>
+      <w:r>
+        <w:t xml:space="preserve"> </w:t>
+      </w:r>
+      <w:proofErr w:type="spellStart"/>
+      <w:r>
+        <w:t>Simplified</w:t>
+      </w:r>
+      <w:proofErr w:type="spellEnd"/>
+      <w:r>
+        <w:t xml:space="preserve"> BSD je vhodnejšia pre softvér než licencia </w:t>
+      </w:r>
+      <w:proofErr w:type="spellStart"/>
+      <w:r>
+        <w:t>Creative</w:t>
+      </w:r>
+      <w:proofErr w:type="spellEnd"/>
+      <w:r>
+        <w:t xml:space="preserve"> </w:t>
+      </w:r>
+      <w:proofErr w:type="spellStart"/>
+      <w:r>
+        <w:t>Common</w:t>
+      </w:r>
+      <w:proofErr w:type="spellEnd"/>
+      <w:r>
+        <w:t xml:space="preserve"> </w:t>
       </w:r>
     </w:p>
     <w:p>
@@ -238,7 +558,31 @@
       </w:pPr>
       <w:r>
         <w:lastRenderedPageBreak/>
-        <w:t xml:space="preserve">Tento program využíva mnohé funkcie v iných moduloch, takže tieto moduly importuje na riadok 6. Riadok 7 je tiež príkaz importu vo formáte from (názov modulu) import *, čo znamená, že nemusíte pred ním písať názov modulu. V module pygame.locals nie sú žiadne funkcie, ale je v ňom niekoľko konštantných premenných, ktoré chceme použiť, ako MOUSEMOTION, KEYUP alebo QUIT. Pri použití tohto štýlu importu stačí napísať MOUSEMOTION namiesto pygame.locals.MOUSEMOTION. </w:t>
+        <w:t xml:space="preserve">Tento program využíva mnohé funkcie v iných moduloch, takže tieto moduly importuje na riadok 6. Riadok 7 je tiež príkaz importu vo formáte </w:t>
+      </w:r>
+      <w:proofErr w:type="spellStart"/>
+      <w:r>
+        <w:t>from</w:t>
+      </w:r>
+      <w:proofErr w:type="spellEnd"/>
+      <w:r>
+        <w:t xml:space="preserve"> (názov modulu) import *, čo znamená, že nemusíte pred ním písať názov modulu. V module </w:t>
+      </w:r>
+      <w:proofErr w:type="spellStart"/>
+      <w:r>
+        <w:t>pygame.locals</w:t>
+      </w:r>
+      <w:proofErr w:type="spellEnd"/>
+      <w:r>
+        <w:t xml:space="preserve"> nie sú žiadne funkcie, ale je v ňom niekoľko konštantných premenných, ktoré chceme použiť, ako MOUSEMOTION, KEYUP alebo QUIT. Pri použití tohto štýlu importu stačí napísať MOUSEMOTION namiesto </w:t>
+      </w:r>
+      <w:proofErr w:type="spellStart"/>
+      <w:r>
+        <w:t>pygame.locals.MOUSEMOTION</w:t>
+      </w:r>
+      <w:proofErr w:type="spellEnd"/>
+      <w:r>
+        <w:t xml:space="preserve">. </w:t>
       </w:r>
     </w:p>
     <w:p>
@@ -259,47 +603,271 @@
         <w:spacing w:after="0" w:line="240" w:lineRule="auto"/>
       </w:pPr>
       <w:r>
-        <w:t xml:space="preserve">9. FPS = 30 # frames per second, the general speed of the program </w:t>
-      </w:r>
-    </w:p>
-    <w:p>
-      <w:pPr>
-        <w:spacing w:after="0" w:line="240" w:lineRule="auto"/>
-      </w:pPr>
-      <w:r>
-        <w:t xml:space="preserve">10. WINDOWWIDTH = 640 # size of window's width in pixels </w:t>
-      </w:r>
-    </w:p>
-    <w:p>
-      <w:pPr>
-        <w:spacing w:after="0" w:line="240" w:lineRule="auto"/>
-      </w:pPr>
-      <w:r>
-        <w:t xml:space="preserve">11. WINDOWHEIGHT = 480 # size of windows' height in pixels </w:t>
-      </w:r>
-    </w:p>
-    <w:p>
-      <w:pPr>
-        <w:spacing w:after="0" w:line="240" w:lineRule="auto"/>
-      </w:pPr>
-      <w:r>
-        <w:t xml:space="preserve">12. REVEALSPEED = 8 # speed boxes' sliding reveals and covers </w:t>
-      </w:r>
-    </w:p>
-    <w:p>
-      <w:pPr>
-        <w:spacing w:after="0" w:line="240" w:lineRule="auto"/>
-      </w:pPr>
-      <w:r>
-        <w:t xml:space="preserve">13. BOXSIZE = 40 # size of box height &amp; width in pixels </w:t>
-      </w:r>
-    </w:p>
-    <w:p>
-      <w:pPr>
-        <w:spacing w:after="0" w:line="240" w:lineRule="auto"/>
-      </w:pPr>
-      <w:r>
-        <w:t xml:space="preserve">14. GAPSIZE = 10 # size of gap between boxes in pixels </w:t>
+        <w:t xml:space="preserve">9. FPS = 30 # </w:t>
+      </w:r>
+      <w:proofErr w:type="spellStart"/>
+      <w:r>
+        <w:t>frames</w:t>
+      </w:r>
+      <w:proofErr w:type="spellEnd"/>
+      <w:r>
+        <w:t xml:space="preserve"> per </w:t>
+      </w:r>
+      <w:proofErr w:type="spellStart"/>
+      <w:r>
+        <w:t>second</w:t>
+      </w:r>
+      <w:proofErr w:type="spellEnd"/>
+      <w:r>
+        <w:t xml:space="preserve">, </w:t>
+      </w:r>
+      <w:proofErr w:type="spellStart"/>
+      <w:r>
+        <w:t>the</w:t>
+      </w:r>
+      <w:proofErr w:type="spellEnd"/>
+      <w:r>
+        <w:t xml:space="preserve"> </w:t>
+      </w:r>
+      <w:proofErr w:type="spellStart"/>
+      <w:r>
+        <w:t>general</w:t>
+      </w:r>
+      <w:proofErr w:type="spellEnd"/>
+      <w:r>
+        <w:t xml:space="preserve"> </w:t>
+      </w:r>
+      <w:proofErr w:type="spellStart"/>
+      <w:r>
+        <w:t>speed</w:t>
+      </w:r>
+      <w:proofErr w:type="spellEnd"/>
+      <w:r>
+        <w:t xml:space="preserve"> of </w:t>
+      </w:r>
+      <w:proofErr w:type="spellStart"/>
+      <w:r>
+        <w:t>the</w:t>
+      </w:r>
+      <w:proofErr w:type="spellEnd"/>
+      <w:r>
+        <w:t xml:space="preserve"> program </w:t>
+      </w:r>
+    </w:p>
+    <w:p>
+      <w:pPr>
+        <w:spacing w:after="0" w:line="240" w:lineRule="auto"/>
+      </w:pPr>
+      <w:r>
+        <w:t xml:space="preserve">10. WINDOWWIDTH = 640 # </w:t>
+      </w:r>
+      <w:proofErr w:type="spellStart"/>
+      <w:r>
+        <w:t>size</w:t>
+      </w:r>
+      <w:proofErr w:type="spellEnd"/>
+      <w:r>
+        <w:t xml:space="preserve"> of </w:t>
+      </w:r>
+      <w:proofErr w:type="spellStart"/>
+      <w:r>
+        <w:t>window's</w:t>
+      </w:r>
+      <w:proofErr w:type="spellEnd"/>
+      <w:r>
+        <w:t xml:space="preserve"> </w:t>
+      </w:r>
+      <w:proofErr w:type="spellStart"/>
+      <w:r>
+        <w:t>width</w:t>
+      </w:r>
+      <w:proofErr w:type="spellEnd"/>
+      <w:r>
+        <w:t xml:space="preserve"> in </w:t>
+      </w:r>
+      <w:proofErr w:type="spellStart"/>
+      <w:r>
+        <w:t>pixels</w:t>
+      </w:r>
+      <w:proofErr w:type="spellEnd"/>
+      <w:r>
+        <w:t xml:space="preserve"> </w:t>
+      </w:r>
+    </w:p>
+    <w:p>
+      <w:pPr>
+        <w:spacing w:after="0" w:line="240" w:lineRule="auto"/>
+      </w:pPr>
+      <w:r>
+        <w:t xml:space="preserve">11. WINDOWHEIGHT = 480 # </w:t>
+      </w:r>
+      <w:proofErr w:type="spellStart"/>
+      <w:r>
+        <w:t>size</w:t>
+      </w:r>
+      <w:proofErr w:type="spellEnd"/>
+      <w:r>
+        <w:t xml:space="preserve"> of </w:t>
+      </w:r>
+      <w:proofErr w:type="spellStart"/>
+      <w:r>
+        <w:t>windows</w:t>
+      </w:r>
+      <w:proofErr w:type="spellEnd"/>
+      <w:r>
+        <w:t xml:space="preserve">' </w:t>
+      </w:r>
+      <w:proofErr w:type="spellStart"/>
+      <w:r>
+        <w:t>height</w:t>
+      </w:r>
+      <w:proofErr w:type="spellEnd"/>
+      <w:r>
+        <w:t xml:space="preserve"> in </w:t>
+      </w:r>
+      <w:proofErr w:type="spellStart"/>
+      <w:r>
+        <w:t>pixels</w:t>
+      </w:r>
+      <w:proofErr w:type="spellEnd"/>
+      <w:r>
+        <w:t xml:space="preserve"> </w:t>
+      </w:r>
+    </w:p>
+    <w:p>
+      <w:pPr>
+        <w:spacing w:after="0" w:line="240" w:lineRule="auto"/>
+      </w:pPr>
+      <w:r>
+        <w:t xml:space="preserve">12. REVEALSPEED = 8 # </w:t>
+      </w:r>
+      <w:proofErr w:type="spellStart"/>
+      <w:r>
+        <w:t>speed</w:t>
+      </w:r>
+      <w:proofErr w:type="spellEnd"/>
+      <w:r>
+        <w:t xml:space="preserve"> </w:t>
+      </w:r>
+      <w:proofErr w:type="spellStart"/>
+      <w:r>
+        <w:t>boxes</w:t>
+      </w:r>
+      <w:proofErr w:type="spellEnd"/>
+      <w:r>
+        <w:t xml:space="preserve">' </w:t>
+      </w:r>
+      <w:proofErr w:type="spellStart"/>
+      <w:r>
+        <w:t>sliding</w:t>
+      </w:r>
+      <w:proofErr w:type="spellEnd"/>
+      <w:r>
+        <w:t xml:space="preserve"> </w:t>
+      </w:r>
+      <w:proofErr w:type="spellStart"/>
+      <w:r>
+        <w:t>reveals</w:t>
+      </w:r>
+      <w:proofErr w:type="spellEnd"/>
+      <w:r>
+        <w:t xml:space="preserve"> and </w:t>
+      </w:r>
+      <w:proofErr w:type="spellStart"/>
+      <w:r>
+        <w:t>covers</w:t>
+      </w:r>
+      <w:proofErr w:type="spellEnd"/>
+      <w:r>
+        <w:t xml:space="preserve"> </w:t>
+      </w:r>
+    </w:p>
+    <w:p>
+      <w:pPr>
+        <w:spacing w:after="0" w:line="240" w:lineRule="auto"/>
+      </w:pPr>
+      <w:r>
+        <w:t xml:space="preserve">13. BOXSIZE = 40 # </w:t>
+      </w:r>
+      <w:proofErr w:type="spellStart"/>
+      <w:r>
+        <w:t>size</w:t>
+      </w:r>
+      <w:proofErr w:type="spellEnd"/>
+      <w:r>
+        <w:t xml:space="preserve"> of box </w:t>
+      </w:r>
+      <w:proofErr w:type="spellStart"/>
+      <w:r>
+        <w:t>height</w:t>
+      </w:r>
+      <w:proofErr w:type="spellEnd"/>
+      <w:r>
+        <w:t xml:space="preserve"> &amp; </w:t>
+      </w:r>
+      <w:proofErr w:type="spellStart"/>
+      <w:r>
+        <w:t>width</w:t>
+      </w:r>
+      <w:proofErr w:type="spellEnd"/>
+      <w:r>
+        <w:t xml:space="preserve"> in </w:t>
+      </w:r>
+      <w:proofErr w:type="spellStart"/>
+      <w:r>
+        <w:t>pixels</w:t>
+      </w:r>
+      <w:proofErr w:type="spellEnd"/>
+      <w:r>
+        <w:t xml:space="preserve"> </w:t>
+      </w:r>
+    </w:p>
+    <w:p>
+      <w:pPr>
+        <w:spacing w:after="0" w:line="240" w:lineRule="auto"/>
+      </w:pPr>
+      <w:r>
+        <w:t xml:space="preserve">14. GAPSIZE = 10 # </w:t>
+      </w:r>
+      <w:proofErr w:type="spellStart"/>
+      <w:r>
+        <w:t>size</w:t>
+      </w:r>
+      <w:proofErr w:type="spellEnd"/>
+      <w:r>
+        <w:t xml:space="preserve"> of </w:t>
+      </w:r>
+      <w:proofErr w:type="spellStart"/>
+      <w:r>
+        <w:t>gap</w:t>
+      </w:r>
+      <w:proofErr w:type="spellEnd"/>
+      <w:r>
+        <w:t xml:space="preserve"> </w:t>
+      </w:r>
+      <w:proofErr w:type="spellStart"/>
+      <w:r>
+        <w:t>between</w:t>
+      </w:r>
+      <w:proofErr w:type="spellEnd"/>
+      <w:r>
+        <w:t xml:space="preserve"> </w:t>
+      </w:r>
+      <w:proofErr w:type="spellStart"/>
+      <w:r>
+        <w:t>boxes</w:t>
+      </w:r>
+      <w:proofErr w:type="spellEnd"/>
+      <w:r>
+        <w:t xml:space="preserve"> in </w:t>
+      </w:r>
+      <w:proofErr w:type="spellStart"/>
+      <w:r>
+        <w:t>pixels</w:t>
+      </w:r>
+      <w:proofErr w:type="spellEnd"/>
+      <w:r>
+        <w:t xml:space="preserve"> </w:t>
       </w:r>
     </w:p>
     <w:p>
@@ -349,7 +917,15 @@
         <w:spacing w:after="0" w:line="240" w:lineRule="auto"/>
       </w:pPr>
       <w:r>
-        <w:t xml:space="preserve">XMARGIN = int((WINDOWWIDTH - (BOARDWIDTH * (BOXSIZE + GAPSIZE))) / 2) </w:t>
+        <w:t xml:space="preserve">XMARGIN = </w:t>
+      </w:r>
+      <w:proofErr w:type="spellStart"/>
+      <w:r>
+        <w:t>int</w:t>
+      </w:r>
+      <w:proofErr w:type="spellEnd"/>
+      <w:r>
+        <w:t xml:space="preserve">((WINDOWWIDTH - (BOARDWIDTH * (BOXSIZE + GAPSIZE))) / 2) </w:t>
       </w:r>
     </w:p>
     <w:p>
@@ -370,7 +946,15 @@
         <w:spacing w:after="0" w:line="240" w:lineRule="auto"/>
       </w:pPr>
       <w:r>
-        <w:t xml:space="preserve">XMARGIN = int((640 – (10 * (40 + 10))) / 2) </w:t>
+        <w:t xml:space="preserve">XMARGIN = </w:t>
+      </w:r>
+      <w:proofErr w:type="spellStart"/>
+      <w:r>
+        <w:t>int</w:t>
+      </w:r>
+      <w:proofErr w:type="spellEnd"/>
+      <w:r>
+        <w:t xml:space="preserve">((640 – (10 * (40 + 10))) / 2) </w:t>
       </w:r>
     </w:p>
     <w:p>
@@ -384,7 +968,15 @@
         <w:jc w:val="both"/>
       </w:pPr>
       <w:r>
-        <w:t xml:space="preserve">Teraz je nemožné si presne spomenúť, čo tým programátor myslel. Tieto nevysvetlené čísla v zdrojovom kóde sa často nazývajú magické čísla. Kedykoľvek zadávate magické čísla, mali by ste zvážiť ich nahradenie konštantnou premennou. Pre interpreta Pythonu sú oba predchádzajúce riadky úplne rovnaké. Ale pre ľudského programátora, ktorý číta zdrojový kód a snaží sa pochopiť, ako funguje, druhá verzia riadku 18 nedáva veľký zmysel! Konštanty naozaj pomáhajú čitateľnosti zdrojového kódu. </w:t>
+        <w:t xml:space="preserve">Teraz je nemožné si presne spomenúť, čo tým programátor myslel. Tieto nevysvetlené čísla v zdrojovom kóde sa často nazývajú magické čísla. Kedykoľvek zadávate magické čísla, mali by ste zvážiť ich nahradenie konštantnou premennou. Pre interpreta </w:t>
+      </w:r>
+      <w:proofErr w:type="spellStart"/>
+      <w:r>
+        <w:t>Pythonu</w:t>
+      </w:r>
+      <w:proofErr w:type="spellEnd"/>
+      <w:r>
+        <w:t xml:space="preserve"> sú oba predchádzajúce riadky úplne rovnaké. Ale pre ľudského programátora, ktorý číta zdrojový kód a snaží sa pochopiť, ako funguje, druhá verzia riadku 18 nedáva veľký zmysel! Konštanty naozaj pomáhajú čitateľnosti zdrojového kódu. </w:t>
       </w:r>
     </w:p>
     <w:p>
@@ -399,8 +991,13 @@
       <w:r>
         <w:t xml:space="preserve">Samozrejme, môžete zájsť príliš ďaleko, ak nahradíte čísla konštantnými premennými. Pozrite sa na nasledujúce </w:t>
       </w:r>
-      <w:r>
-        <w:t xml:space="preserve">code: </w:t>
+      <w:proofErr w:type="spellStart"/>
+      <w:r>
+        <w:t>code</w:t>
+      </w:r>
+      <w:proofErr w:type="spellEnd"/>
+      <w:r>
+        <w:t xml:space="preserve">: </w:t>
       </w:r>
     </w:p>
     <w:p>
@@ -439,8 +1036,61 @@
       <w:pPr>
         <w:spacing w:after="0" w:line="240" w:lineRule="auto"/>
       </w:pPr>
-      <w:r>
-        <w:t xml:space="preserve">Don’t write code like that. That’s just silly. </w:t>
+      <w:proofErr w:type="spellStart"/>
+      <w:r>
+        <w:t>Don’t</w:t>
+      </w:r>
+      <w:proofErr w:type="spellEnd"/>
+      <w:r>
+        <w:t xml:space="preserve"> </w:t>
+      </w:r>
+      <w:proofErr w:type="spellStart"/>
+      <w:r>
+        <w:t>write</w:t>
+      </w:r>
+      <w:proofErr w:type="spellEnd"/>
+      <w:r>
+        <w:t xml:space="preserve"> </w:t>
+      </w:r>
+      <w:proofErr w:type="spellStart"/>
+      <w:r>
+        <w:t>code</w:t>
+      </w:r>
+      <w:proofErr w:type="spellEnd"/>
+      <w:r>
+        <w:t xml:space="preserve"> </w:t>
+      </w:r>
+      <w:proofErr w:type="spellStart"/>
+      <w:r>
+        <w:t>like</w:t>
+      </w:r>
+      <w:proofErr w:type="spellEnd"/>
+      <w:r>
+        <w:t xml:space="preserve"> </w:t>
+      </w:r>
+      <w:proofErr w:type="spellStart"/>
+      <w:r>
+        <w:t>that</w:t>
+      </w:r>
+      <w:proofErr w:type="spellEnd"/>
+      <w:r>
+        <w:t xml:space="preserve">. </w:t>
+      </w:r>
+      <w:proofErr w:type="spellStart"/>
+      <w:r>
+        <w:t>That’s</w:t>
+      </w:r>
+      <w:proofErr w:type="spellEnd"/>
+      <w:r>
+        <w:t xml:space="preserve"> just </w:t>
+      </w:r>
+      <w:proofErr w:type="spellStart"/>
+      <w:r>
+        <w:t>silly</w:t>
+      </w:r>
+      <w:proofErr w:type="spellEnd"/>
+      <w:r>
+        <w:t xml:space="preserve">. </w:t>
       </w:r>
     </w:p>
     <w:p>
@@ -456,7 +1106,31 @@
         <w:spacing w:after="0" w:line="240" w:lineRule="auto"/>
       </w:pPr>
       <w:r>
-        <w:t xml:space="preserve">15. BOARDWIDTH = 10 # number of columns of icons </w:t>
+        <w:t xml:space="preserve">15. BOARDWIDTH = 10 # </w:t>
+      </w:r>
+      <w:proofErr w:type="spellStart"/>
+      <w:r>
+        <w:t>number</w:t>
+      </w:r>
+      <w:proofErr w:type="spellEnd"/>
+      <w:r>
+        <w:t xml:space="preserve"> of </w:t>
+      </w:r>
+      <w:proofErr w:type="spellStart"/>
+      <w:r>
+        <w:t>columns</w:t>
+      </w:r>
+      <w:proofErr w:type="spellEnd"/>
+      <w:r>
+        <w:t xml:space="preserve"> of </w:t>
+      </w:r>
+      <w:proofErr w:type="spellStart"/>
+      <w:r>
+        <w:t>icons</w:t>
+      </w:r>
+      <w:proofErr w:type="spellEnd"/>
+      <w:r>
+        <w:t xml:space="preserve"> </w:t>
       </w:r>
     </w:p>
     <w:p>
@@ -465,39 +1139,851 @@
       </w:pPr>
       <w:r>
         <w:lastRenderedPageBreak/>
-        <w:t xml:space="preserve">16. BOARDHEIGHT = 7 # number of rows of icons </w:t>
-      </w:r>
-    </w:p>
-    <w:p>
-      <w:pPr>
-        <w:spacing w:after="0" w:line="240" w:lineRule="auto"/>
-      </w:pPr>
-      <w:r>
-        <w:t xml:space="preserve">17. assert (BOARDWIDTH * BOARDHEIGHT) % 2 == 0, 'Board needs to have an even number of boxes for pairs of matches.' </w:t>
-      </w:r>
-    </w:p>
-    <w:p>
-      <w:pPr>
-        <w:spacing w:after="0" w:line="240" w:lineRule="auto"/>
-      </w:pPr>
-      <w:r>
-        <w:t xml:space="preserve">18. XMARGIN = int((WINDOWWIDTH - (BOARDWIDTH * (BOXSIZE + GAPSIZE))) / 2) </w:t>
-      </w:r>
-    </w:p>
-    <w:p>
-      <w:pPr>
-        <w:spacing w:after="0" w:line="240" w:lineRule="auto"/>
-      </w:pPr>
-      <w:r>
-        <w:t xml:space="preserve">19. YMARGIN = int((WINDOWHEIGHT - (BOARDHEIGHT * (BOXSIZE + GAPSIZE))) / 2) </w:t>
-      </w:r>
-    </w:p>
-    <w:p>
-      <w:pPr>
-        <w:spacing w:after="0" w:line="240" w:lineRule="auto"/>
-      </w:pPr>
-      <w:r>
-        <w:t>www.dbooks.org</w:t>
+        <w:t xml:space="preserve">16. BOARDHEIGHT = 7 # </w:t>
+      </w:r>
+      <w:proofErr w:type="spellStart"/>
+      <w:r>
+        <w:t>number</w:t>
+      </w:r>
+      <w:proofErr w:type="spellEnd"/>
+      <w:r>
+        <w:t xml:space="preserve"> of </w:t>
+      </w:r>
+      <w:proofErr w:type="spellStart"/>
+      <w:r>
+        <w:t>rows</w:t>
+      </w:r>
+      <w:proofErr w:type="spellEnd"/>
+      <w:r>
+        <w:t xml:space="preserve"> of </w:t>
+      </w:r>
+      <w:proofErr w:type="spellStart"/>
+      <w:r>
+        <w:t>icons</w:t>
+      </w:r>
+      <w:proofErr w:type="spellEnd"/>
+      <w:r>
+        <w:t xml:space="preserve"> </w:t>
+      </w:r>
+    </w:p>
+    <w:p>
+      <w:pPr>
+        <w:spacing w:after="0" w:line="240" w:lineRule="auto"/>
+      </w:pPr>
+      <w:r>
+        <w:t xml:space="preserve">17. </w:t>
+      </w:r>
+      <w:proofErr w:type="spellStart"/>
+      <w:r>
+        <w:t>assert</w:t>
+      </w:r>
+      <w:proofErr w:type="spellEnd"/>
+      <w:r>
+        <w:t xml:space="preserve"> (BOARDWIDTH * BOARDHEIGHT) % 2 == 0, '</w:t>
+      </w:r>
+      <w:proofErr w:type="spellStart"/>
+      <w:r>
+        <w:t>Board</w:t>
+      </w:r>
+      <w:proofErr w:type="spellEnd"/>
+      <w:r>
+        <w:t xml:space="preserve"> </w:t>
+      </w:r>
+      <w:proofErr w:type="spellStart"/>
+      <w:r>
+        <w:t>needs</w:t>
+      </w:r>
+      <w:proofErr w:type="spellEnd"/>
+      <w:r>
+        <w:t xml:space="preserve"> to </w:t>
+      </w:r>
+      <w:proofErr w:type="spellStart"/>
+      <w:r>
+        <w:t>have</w:t>
+      </w:r>
+      <w:proofErr w:type="spellEnd"/>
+      <w:r>
+        <w:t xml:space="preserve"> </w:t>
+      </w:r>
+      <w:proofErr w:type="spellStart"/>
+      <w:r>
+        <w:t>an</w:t>
+      </w:r>
+      <w:proofErr w:type="spellEnd"/>
+      <w:r>
+        <w:t xml:space="preserve"> </w:t>
+      </w:r>
+      <w:proofErr w:type="spellStart"/>
+      <w:r>
+        <w:t>even</w:t>
+      </w:r>
+      <w:proofErr w:type="spellEnd"/>
+      <w:r>
+        <w:t xml:space="preserve"> </w:t>
+      </w:r>
+      <w:proofErr w:type="spellStart"/>
+      <w:r>
+        <w:t>number</w:t>
+      </w:r>
+      <w:proofErr w:type="spellEnd"/>
+      <w:r>
+        <w:t xml:space="preserve"> of </w:t>
+      </w:r>
+      <w:proofErr w:type="spellStart"/>
+      <w:r>
+        <w:t>boxes</w:t>
+      </w:r>
+      <w:proofErr w:type="spellEnd"/>
+      <w:r>
+        <w:t xml:space="preserve"> </w:t>
+      </w:r>
+      <w:proofErr w:type="spellStart"/>
+      <w:r>
+        <w:t>for</w:t>
+      </w:r>
+      <w:proofErr w:type="spellEnd"/>
+      <w:r>
+        <w:t xml:space="preserve"> </w:t>
+      </w:r>
+      <w:proofErr w:type="spellStart"/>
+      <w:r>
+        <w:t>pairs</w:t>
+      </w:r>
+      <w:proofErr w:type="spellEnd"/>
+      <w:r>
+        <w:t xml:space="preserve"> of </w:t>
+      </w:r>
+      <w:proofErr w:type="spellStart"/>
+      <w:r>
+        <w:t>matches</w:t>
+      </w:r>
+      <w:proofErr w:type="spellEnd"/>
+      <w:r>
+        <w:t xml:space="preserve">.' </w:t>
+      </w:r>
+    </w:p>
+    <w:p>
+      <w:pPr>
+        <w:spacing w:after="0" w:line="240" w:lineRule="auto"/>
+      </w:pPr>
+      <w:r>
+        <w:t xml:space="preserve">18. XMARGIN = </w:t>
+      </w:r>
+      <w:proofErr w:type="spellStart"/>
+      <w:r>
+        <w:t>int</w:t>
+      </w:r>
+      <w:proofErr w:type="spellEnd"/>
+      <w:r>
+        <w:t xml:space="preserve">((WINDOWWIDTH - (BOARDWIDTH * (BOXSIZE + GAPSIZE))) / 2) </w:t>
+      </w:r>
+    </w:p>
+    <w:p>
+      <w:pPr>
+        <w:spacing w:after="0" w:line="240" w:lineRule="auto"/>
+      </w:pPr>
+      <w:r>
+        <w:t xml:space="preserve">19. YMARGIN = </w:t>
+      </w:r>
+      <w:proofErr w:type="spellStart"/>
+      <w:r>
+        <w:t>int</w:t>
+      </w:r>
+      <w:proofErr w:type="spellEnd"/>
+      <w:r>
+        <w:t xml:space="preserve">((WINDOWHEIGHT - (BOARDHEIGHT * (BOXSIZE + GAPSIZE))) / 2) </w:t>
+      </w:r>
+    </w:p>
+    <w:p>
+      <w:pPr>
+        <w:spacing w:after="0" w:line="240" w:lineRule="auto"/>
+      </w:pPr>
+    </w:p>
+    <w:p>
+      <w:pPr>
+        <w:spacing w:after="0" w:line="240" w:lineRule="auto"/>
+        <w:jc w:val="both"/>
+      </w:pPr>
+      <w:r>
+        <w:t xml:space="preserve">Príkaz </w:t>
+      </w:r>
+      <w:proofErr w:type="spellStart"/>
+      <w:r>
+        <w:rPr>
+          <w:b/>
+          <w:bCs/>
+        </w:rPr>
+        <w:t>assert</w:t>
+      </w:r>
+      <w:proofErr w:type="spellEnd"/>
+      <w:r>
+        <w:t xml:space="preserve"> na riadku 15 zabezpečuje, že šírka a výška dosky, ktoré sme vybrali, budú mať párny počet políčok (keďže v tejto hre budeme mať páry ikon). </w:t>
+      </w:r>
+      <w:proofErr w:type="spellStart"/>
+      <w:r>
+        <w:t>Assert</w:t>
+      </w:r>
+      <w:proofErr w:type="spellEnd"/>
+      <w:r>
+        <w:t xml:space="preserve"> príkaz má tri časti: kľúčové slovo </w:t>
+      </w:r>
+      <w:proofErr w:type="spellStart"/>
+      <w:r>
+        <w:t>assert</w:t>
+      </w:r>
+      <w:proofErr w:type="spellEnd"/>
+      <w:r>
+        <w:t xml:space="preserve">, výraz, ktorý, ak je </w:t>
+      </w:r>
+      <w:proofErr w:type="spellStart"/>
+      <w:r>
+        <w:t>False</w:t>
+      </w:r>
+      <w:proofErr w:type="spellEnd"/>
+      <w:r>
+        <w:t xml:space="preserve">, vedie k pádu programu. Tretia časť (po čiarke za výrazom) je reťazec, ktorý sa objaví, ak program spadne kvôli </w:t>
+      </w:r>
+      <w:proofErr w:type="spellStart"/>
+      <w:r>
+        <w:t>asercii</w:t>
+      </w:r>
+      <w:proofErr w:type="spellEnd"/>
+      <w:r>
+        <w:t xml:space="preserve">. </w:t>
+      </w:r>
+    </w:p>
+    <w:p>
+      <w:pPr>
+        <w:spacing w:after="0" w:line="240" w:lineRule="auto"/>
+        <w:jc w:val="both"/>
+      </w:pPr>
+      <w:proofErr w:type="spellStart"/>
+      <w:r>
+        <w:rPr>
+          <w:b/>
+          <w:bCs/>
+        </w:rPr>
+        <w:t>Assert</w:t>
+      </w:r>
+      <w:proofErr w:type="spellEnd"/>
+      <w:r>
+        <w:t xml:space="preserve"> príkaz s výrazom v podstate hovorí: ―Programátor tvrdí, že tento výraz musí byť </w:t>
+      </w:r>
+      <w:proofErr w:type="spellStart"/>
+      <w:r>
+        <w:t>True</w:t>
+      </w:r>
+      <w:proofErr w:type="spellEnd"/>
+      <w:r>
+        <w:t>, inak program spadne.</w:t>
+      </w:r>
+      <w:r>
+        <w:rPr>
+          <w:rFonts w:ascii="Arial" w:hAnsi="Arial" w:cs="Arial"/>
+        </w:rPr>
+        <w:t>‖</w:t>
+      </w:r>
+      <w:r>
+        <w:t xml:space="preserve"> Toto je dobrý spôsob, ako pridať kontrolu </w:t>
+      </w:r>
+      <w:proofErr w:type="spellStart"/>
+      <w:r>
+        <w:t>sanity</w:t>
+      </w:r>
+      <w:proofErr w:type="spellEnd"/>
+      <w:r>
+        <w:t xml:space="preserve"> do vášho programu, aby ste sa uistili, že ak vykonanie niekedy prejde </w:t>
+      </w:r>
+      <w:proofErr w:type="spellStart"/>
+      <w:r>
+        <w:t>aserciou</w:t>
+      </w:r>
+      <w:proofErr w:type="spellEnd"/>
+      <w:r>
+        <w:t xml:space="preserve">, aspoň vieme, že kód funguje podľa očakávaní. </w:t>
+      </w:r>
+    </w:p>
+    <w:p>
+      <w:pPr>
+        <w:pStyle w:val="Heading2"/>
+      </w:pPr>
+      <w:r>
+        <w:t xml:space="preserve">Určiť, či je číslo párne alebo nepárne </w:t>
+      </w:r>
+    </w:p>
+    <w:p>
+      <w:pPr>
+        <w:spacing w:after="0" w:line="240" w:lineRule="auto"/>
+        <w:jc w:val="both"/>
+      </w:pPr>
+      <w:r>
+        <w:t xml:space="preserve">Ak je súčin šírky a výšky dosky delený dvoma a má zvyšok 0 ( </w:t>
+      </w:r>
+      <w:r>
+        <w:rPr>
+          <w:b/>
+          <w:bCs/>
+        </w:rPr>
+        <w:t xml:space="preserve">operátor % modulu </w:t>
+      </w:r>
+      <w:r>
+        <w:t>vyhodnotí, aký je zvyšok), potom je číslo párne. Párne čísla delené dvoma budú vždy mať zvyšok nuly. Nepárne čísla delené dvoma vždy zanechajú zvyšok jedna. Toto je dobrý trik, ktorý si treba zapamätať, ak potrebujete kód na určenie, či je číslo párne alebo nepárne:</w:t>
+      </w:r>
+    </w:p>
+    <w:p>
+      <w:pPr>
+        <w:spacing w:after="0" w:line="240" w:lineRule="auto"/>
+        <w:jc w:val="both"/>
+      </w:pPr>
+    </w:p>
+    <w:p>
+      <w:pPr>
+        <w:pStyle w:val="Kd"/>
+        <w:rPr>
+          <w:lang w:val="en-US"/>
+        </w:rPr>
+      </w:pPr>
+      <w:proofErr w:type="spellStart"/>
+      <w:r>
+        <w:rPr>
+          <w:lang w:val="en-US"/>
+        </w:rPr>
+        <w:t>isEven</w:t>
+      </w:r>
+      <w:proofErr w:type="spellEnd"/>
+      <w:r>
+        <w:rPr>
+          <w:lang w:val="en-US"/>
+        </w:rPr>
+        <w:t xml:space="preserve"> = </w:t>
+      </w:r>
+      <w:proofErr w:type="spellStart"/>
+      <w:r>
+        <w:rPr>
+          <w:lang w:val="en-US"/>
+        </w:rPr>
+        <w:t>someNumber</w:t>
+      </w:r>
+      <w:proofErr w:type="spellEnd"/>
+      <w:r>
+        <w:rPr>
+          <w:lang w:val="en-US"/>
+        </w:rPr>
+        <w:t xml:space="preserve"> % 2 == 0 </w:t>
+      </w:r>
+    </w:p>
+    <w:p>
+      <w:pPr>
+        <w:pStyle w:val="Kd"/>
+        <w:rPr>
+          <w:lang w:val="en-US"/>
+        </w:rPr>
+      </w:pPr>
+      <w:proofErr w:type="spellStart"/>
+      <w:r>
+        <w:rPr>
+          <w:lang w:val="en-US"/>
+        </w:rPr>
+        <w:t>isOdd</w:t>
+      </w:r>
+      <w:proofErr w:type="spellEnd"/>
+      <w:r>
+        <w:rPr>
+          <w:lang w:val="en-US"/>
+        </w:rPr>
+        <w:t xml:space="preserve"> = </w:t>
+      </w:r>
+      <w:proofErr w:type="spellStart"/>
+      <w:r>
+        <w:rPr>
+          <w:lang w:val="en-US"/>
+        </w:rPr>
+        <w:t>someNumber</w:t>
+      </w:r>
+      <w:proofErr w:type="spellEnd"/>
+      <w:r>
+        <w:rPr>
+          <w:lang w:val="en-US"/>
+        </w:rPr>
+        <w:t xml:space="preserve"> % </w:t>
+      </w:r>
+      <w:proofErr w:type="gramStart"/>
+      <w:r>
+        <w:rPr>
+          <w:lang w:val="en-US"/>
+        </w:rPr>
+        <w:t>2 !</w:t>
+      </w:r>
+      <w:proofErr w:type="gramEnd"/>
+      <w:r>
+        <w:rPr>
+          <w:lang w:val="en-US"/>
+        </w:rPr>
+        <w:t xml:space="preserve">= 0 </w:t>
+      </w:r>
+    </w:p>
+    <w:p>
+      <w:pPr>
+        <w:spacing w:after="0" w:line="240" w:lineRule="auto"/>
+      </w:pPr>
+    </w:p>
+    <w:p>
+      <w:pPr>
+        <w:spacing w:after="0" w:line="240" w:lineRule="auto"/>
+        <w:rPr>
+          <w:lang w:val="en-US"/>
+        </w:rPr>
+      </w:pPr>
+      <w:r>
+        <w:t xml:space="preserve">V uvedenom prípade, ak celé číslo v nejakom čísle bolo párne, potom je párny </w:t>
+      </w:r>
+      <w:proofErr w:type="spellStart"/>
+      <w:r>
+        <w:t>True</w:t>
+      </w:r>
+      <w:proofErr w:type="spellEnd"/>
+      <w:r>
+        <w:t xml:space="preserve">. Ak to bolo zvláštne, potom </w:t>
+      </w:r>
+      <w:proofErr w:type="spellStart"/>
+      <w:r>
+        <w:t>isOdd</w:t>
+      </w:r>
+      <w:proofErr w:type="spellEnd"/>
+      <w:r>
+        <w:t xml:space="preserve"> bude Pravda. </w:t>
+      </w:r>
+    </w:p>
+    <w:p>
+      <w:pPr>
+        <w:pStyle w:val="Heading2"/>
+        <w:rPr>
+          <w:lang w:val="de-DE"/>
+        </w:rPr>
+      </w:pPr>
+      <w:r>
+        <w:t xml:space="preserve">Pád je skorý a častý! </w:t>
+      </w:r>
+    </w:p>
+    <w:p>
+      <w:pPr>
+        <w:spacing w:after="0" w:line="240" w:lineRule="auto"/>
+        <w:jc w:val="both"/>
+      </w:pPr>
+      <w:r>
+        <w:t xml:space="preserve">Pád programu je zlá vec. Stáva sa to, keď váš program urobí chybu v kóde a nemôže pokračovať. Ale sú prípady, keď skoré pády programu môžu zabrániť horším chybám neskôr. </w:t>
+      </w:r>
+    </w:p>
+    <w:p>
+      <w:pPr>
+        <w:spacing w:after="0" w:line="240" w:lineRule="auto"/>
+        <w:jc w:val="both"/>
+      </w:pPr>
+      <w:r>
+        <w:t xml:space="preserve">Ak hodnoty, ktoré sme zvolili pre BOARDWIDTH a BOARDHEIGHT na riadkoch 15 a 16, vedú k doske s nepárnym počtom políčok (napríklad ak je šírka 3 a výška 5), vždy zostane jedna ikona, ktorá nebude mať pár, s ktorým by sa dalo spárovať. To by neskôr v programe spôsobilo chybu a mohlo by to vyžadovať veľa ladenia, aby sa zistilo, že skutočný zdroj chyby je na úplnom začiatku programu. Vlastne, len tak pre zábavu, skúste </w:t>
+      </w:r>
+      <w:proofErr w:type="spellStart"/>
+      <w:r>
+        <w:t>zakomentovať</w:t>
+      </w:r>
+      <w:proofErr w:type="spellEnd"/>
+      <w:r>
+        <w:t xml:space="preserve"> </w:t>
+      </w:r>
+      <w:proofErr w:type="spellStart"/>
+      <w:r>
+        <w:t>aserciu</w:t>
+      </w:r>
+      <w:proofErr w:type="spellEnd"/>
+      <w:r>
+        <w:t xml:space="preserve">, aby nebežal, a potom nastaviť konštanty BOARDWIDTH a BOARDHEIGHT na nepárne čísla. Keď spustíte program, okamžite sa zobrazí chyba na riadku 149 v </w:t>
+      </w:r>
+      <w:r>
+        <w:rPr>
+          <w:i/>
+          <w:iCs/>
+        </w:rPr>
+        <w:t>memorypuzzle.py</w:t>
+      </w:r>
+      <w:r>
+        <w:t xml:space="preserve">, ktorá je vo funkcii </w:t>
+      </w:r>
+      <w:proofErr w:type="spellStart"/>
+      <w:r>
+        <w:t>getRandomizedBoard</w:t>
+      </w:r>
+      <w:proofErr w:type="spellEnd"/>
+      <w:r>
+        <w:t xml:space="preserve">()! </w:t>
+      </w:r>
+    </w:p>
+    <w:p>
+      <w:pPr>
+        <w:spacing w:after="0" w:line="240" w:lineRule="auto"/>
+        <w:jc w:val="both"/>
+      </w:pPr>
+    </w:p>
+    <w:p>
+      <w:pPr>
+        <w:spacing w:after="0" w:line="240" w:lineRule="auto"/>
+        <w:jc w:val="both"/>
+      </w:pPr>
+      <w:r>
+        <w:t xml:space="preserve">Chcete pridať </w:t>
+      </w:r>
+      <w:proofErr w:type="spellStart"/>
+      <w:r>
+        <w:rPr>
+          <w:b/>
+          <w:bCs/>
+        </w:rPr>
+        <w:t>assert</w:t>
+      </w:r>
+      <w:proofErr w:type="spellEnd"/>
+      <w:r>
+        <w:t xml:space="preserve"> výroky vždy, keď je vo vašom programe nejaká podmienka, ktorá musí byť vždy, vždy, vždy Pravda. Často sa zrútite! Nemusíte to preháňať a dávať </w:t>
+      </w:r>
+      <w:proofErr w:type="spellStart"/>
+      <w:r>
+        <w:t>assert</w:t>
+      </w:r>
+      <w:proofErr w:type="spellEnd"/>
+      <w:r>
+        <w:t xml:space="preserve"> príkazy všade, ale časté pády s </w:t>
+      </w:r>
+      <w:proofErr w:type="spellStart"/>
+      <w:r>
+        <w:t>asserts</w:t>
+      </w:r>
+      <w:proofErr w:type="spellEnd"/>
+      <w:r>
+        <w:t xml:space="preserve"> výrazne pomáhajú odhaliť skutočný zdroj chyby. Pád je skorý a častý! </w:t>
+      </w:r>
+    </w:p>
+    <w:p>
+      <w:pPr>
+        <w:spacing w:after="0" w:line="240" w:lineRule="auto"/>
+        <w:jc w:val="both"/>
+      </w:pPr>
+    </w:p>
+    <w:p>
+      <w:pPr>
+        <w:spacing w:after="0" w:line="240" w:lineRule="auto"/>
+        <w:jc w:val="both"/>
+      </w:pPr>
+      <w:r>
+        <w:t xml:space="preserve">Pamätajte, že farby v </w:t>
+      </w:r>
+      <w:proofErr w:type="spellStart"/>
+      <w:r>
+        <w:t>Pygame</w:t>
+      </w:r>
+      <w:proofErr w:type="spellEnd"/>
+      <w:r>
+        <w:t xml:space="preserve"> sú reprezentované n-</w:t>
+      </w:r>
+      <w:proofErr w:type="spellStart"/>
+      <w:r>
+        <w:t>ticou</w:t>
+      </w:r>
+      <w:proofErr w:type="spellEnd"/>
+      <w:r>
+        <w:t xml:space="preserve"> troch celých čísel od 0 do 255. Tieto tri celé čísla predstavujú množstvo červenej, zelenej a modrej farby v danej farbe, preto tieto</w:t>
+      </w:r>
+      <w:r>
+        <w:t xml:space="preserve"> </w:t>
+      </w:r>
+      <w:proofErr w:type="spellStart"/>
+      <w:r>
+        <w:t>tuples</w:t>
+      </w:r>
+      <w:proofErr w:type="spellEnd"/>
+      <w:r>
+        <w:t xml:space="preserve"> </w:t>
+      </w:r>
+      <w:r>
+        <w:t>sa nazývajú RGB hodnoty. Všimnite si, že rozostupy n-</w:t>
+      </w:r>
+      <w:proofErr w:type="spellStart"/>
+      <w:r>
+        <w:t>tic</w:t>
+      </w:r>
+      <w:proofErr w:type="spellEnd"/>
+      <w:r>
+        <w:t xml:space="preserve"> na priamkach 22 až 31 sú také, že celé čísla R, G a B sa zhodujú. V </w:t>
+      </w:r>
+      <w:proofErr w:type="spellStart"/>
+      <w:r>
+        <w:t>Pythone</w:t>
+      </w:r>
+      <w:proofErr w:type="spellEnd"/>
+      <w:r>
+        <w:t xml:space="preserve"> musí byť odsadenie (teda medzera na začiatku riadku) presné, ale rozostupy v zvyšku riadku nie sú také prísne. Rozostupom celých čísel v n-</w:t>
+      </w:r>
+      <w:proofErr w:type="spellStart"/>
+      <w:r>
+        <w:t>tici</w:t>
+      </w:r>
+      <w:proofErr w:type="spellEnd"/>
+      <w:r>
+        <w:t xml:space="preserve"> môžeme jasne vidieť, ako sa hodnoty RGB navzájom </w:t>
+      </w:r>
+      <w:proofErr w:type="spellStart"/>
+      <w:r>
+        <w:t>porovnavajú</w:t>
+      </w:r>
+      <w:proofErr w:type="spellEnd"/>
+      <w:r>
+        <w:t>. (Viac informácií o medzerách a odsadení je http://invpy.com/whitespace.)</w:t>
+      </w:r>
+    </w:p>
+    <w:p>
+      <w:pPr>
+        <w:spacing w:after="0" w:line="240" w:lineRule="auto"/>
+        <w:jc w:val="both"/>
+        <w:rPr>
+          <w:lang w:val="en-US"/>
+        </w:rPr>
+      </w:pPr>
+      <w:r>
+        <w:rPr>
+          <w:lang w:val="en-US"/>
+        </w:rPr>
+        <w:lastRenderedPageBreak/>
+        <w:t xml:space="preserve">It is a nice thing to make your code more readable this way, but don’t bother spending too much time doing it. Code doesn’t have to be pretty to work. At a certain point, you’ll just be spending more time typing spaces than you would have saved by having readable tuple values. </w:t>
+      </w:r>
+    </w:p>
+    <w:p>
+      <w:pPr>
+        <w:pStyle w:val="Heading2"/>
+        <w:rPr>
+          <w:lang w:val="en-US"/>
+        </w:rPr>
+      </w:pPr>
+      <w:r>
+        <w:rPr>
+          <w:lang w:val="en-US"/>
+        </w:rPr>
+        <w:t xml:space="preserve">Using Constant Variables Instead of Strings </w:t>
+      </w:r>
+    </w:p>
+    <w:p>
+      <w:pPr>
+        <w:spacing w:after="0" w:line="240" w:lineRule="auto"/>
+        <w:jc w:val="both"/>
+        <w:rPr>
+          <w:lang w:val="en-US"/>
+        </w:rPr>
+      </w:pPr>
+      <w:r>
+        <w:rPr>
+          <w:lang w:val="en-US"/>
+        </w:rPr>
+        <w:t xml:space="preserve">38. DONUT = 'donut' </w:t>
+      </w:r>
+    </w:p>
+    <w:p>
+      <w:pPr>
+        <w:spacing w:after="0" w:line="240" w:lineRule="auto"/>
+        <w:jc w:val="both"/>
+        <w:rPr>
+          <w:lang w:val="en-US"/>
+        </w:rPr>
+      </w:pPr>
+      <w:r>
+        <w:rPr>
+          <w:lang w:val="en-US"/>
+        </w:rPr>
+        <w:t xml:space="preserve">39. SQUARE = 'square' </w:t>
+      </w:r>
+    </w:p>
+    <w:p>
+      <w:pPr>
+        <w:spacing w:after="0" w:line="240" w:lineRule="auto"/>
+        <w:jc w:val="both"/>
+        <w:rPr>
+          <w:lang w:val="en-US"/>
+        </w:rPr>
+      </w:pPr>
+      <w:r>
+        <w:rPr>
+          <w:lang w:val="en-US"/>
+        </w:rPr>
+        <w:t xml:space="preserve">40. DIAMOND = 'diamond' </w:t>
+      </w:r>
+    </w:p>
+    <w:p>
+      <w:pPr>
+        <w:spacing w:after="0" w:line="240" w:lineRule="auto"/>
+        <w:jc w:val="both"/>
+        <w:rPr>
+          <w:lang w:val="en-US"/>
+        </w:rPr>
+      </w:pPr>
+      <w:r>
+        <w:rPr>
+          <w:lang w:val="en-US"/>
+        </w:rPr>
+        <w:t xml:space="preserve">41. LINES = 'lines' </w:t>
+      </w:r>
+    </w:p>
+    <w:p>
+      <w:pPr>
+        <w:spacing w:after="0" w:line="240" w:lineRule="auto"/>
+        <w:jc w:val="both"/>
+        <w:rPr>
+          <w:lang w:val="en-US"/>
+        </w:rPr>
+      </w:pPr>
+      <w:r>
+        <w:rPr>
+          <w:lang w:val="en-US"/>
+        </w:rPr>
+        <w:t xml:space="preserve">42. OVAL = 'oval' </w:t>
+      </w:r>
+    </w:p>
+    <w:p>
+      <w:pPr>
+        <w:spacing w:after="0" w:line="240" w:lineRule="auto"/>
+        <w:jc w:val="both"/>
+        <w:rPr>
+          <w:lang w:val="en-US"/>
+        </w:rPr>
+      </w:pPr>
+      <w:r>
+        <w:rPr>
+          <w:lang w:val="en-US"/>
+        </w:rPr>
+        <w:t xml:space="preserve">The program also sets up constant variables for some strings. These constants will be used in the data structure for the board, tracking which spaces on the board have which icons. Using a constant variable instead of the string value is a good idea. Look at the following code, which comes from line 187: </w:t>
+      </w:r>
+    </w:p>
+    <w:p>
+      <w:pPr>
+        <w:spacing w:after="0" w:line="240" w:lineRule="auto"/>
+        <w:jc w:val="both"/>
+        <w:rPr>
+          <w:lang w:val="en-US"/>
+        </w:rPr>
+      </w:pPr>
+      <w:r>
+        <w:rPr>
+          <w:lang w:val="en-US"/>
+        </w:rPr>
+        <w:t xml:space="preserve">if shape == DONUT: </w:t>
+      </w:r>
+    </w:p>
+    <w:p>
+      <w:pPr>
+        <w:spacing w:after="0" w:line="240" w:lineRule="auto"/>
+        <w:jc w:val="both"/>
+        <w:rPr>
+          <w:lang w:val="en-US"/>
+        </w:rPr>
+      </w:pPr>
+      <w:r>
+        <w:rPr>
+          <w:lang w:val="en-US"/>
+        </w:rPr>
+        <w:t xml:space="preserve">The shape variable will be set to one of the strings </w:t>
+      </w:r>
+      <w:proofErr w:type="gramStart"/>
+      <w:r>
+        <w:rPr>
+          <w:lang w:val="en-US"/>
+        </w:rPr>
+        <w:t>'donut'</w:t>
+      </w:r>
+      <w:proofErr w:type="gramEnd"/>
+      <w:r>
+        <w:rPr>
+          <w:lang w:val="en-US"/>
+        </w:rPr>
+        <w:t xml:space="preserve">, 'square', 'diamond', 'lines', or 'oval' and then compared to the DONUT constant. If we made a typo when writing line 187, for example, something like this: </w:t>
+      </w:r>
+    </w:p>
+    <w:p>
+      <w:pPr>
+        <w:spacing w:after="0" w:line="240" w:lineRule="auto"/>
+        <w:jc w:val="both"/>
+        <w:rPr>
+          <w:lang w:val="en-US"/>
+        </w:rPr>
+      </w:pPr>
+      <w:r>
+        <w:rPr>
+          <w:lang w:val="en-US"/>
+        </w:rPr>
+        <w:t xml:space="preserve">if shape == DUNOT: </w:t>
+      </w:r>
+    </w:p>
+    <w:p>
+      <w:pPr>
+        <w:spacing w:after="0" w:line="240" w:lineRule="auto"/>
+        <w:jc w:val="both"/>
+        <w:rPr>
+          <w:lang w:val="en-US"/>
+        </w:rPr>
+      </w:pPr>
+      <w:r>
+        <w:rPr>
+          <w:lang w:val="en-US"/>
+        </w:rPr>
+        <w:t xml:space="preserve">Then Python would crash, giving an error message saying that there is no variable named DUNOT. This is good. Since the program has crashed on line 187, when we check that line it will be easy to see that the bug was caused by a typo. However, if we were using strings instead of constant variables and made the same typo, line 187 would look like this: </w:t>
+      </w:r>
+    </w:p>
+    <w:p>
+      <w:pPr>
+        <w:spacing w:after="0" w:line="240" w:lineRule="auto"/>
+        <w:jc w:val="both"/>
+        <w:rPr>
+          <w:lang w:val="en-US"/>
+        </w:rPr>
+      </w:pPr>
+      <w:r>
+        <w:rPr>
+          <w:lang w:val="en-US"/>
+        </w:rPr>
+        <w:t>if shape == '</w:t>
+      </w:r>
+      <w:proofErr w:type="spellStart"/>
+      <w:r>
+        <w:rPr>
+          <w:lang w:val="en-US"/>
+        </w:rPr>
+        <w:t>dunot</w:t>
+      </w:r>
+      <w:proofErr w:type="spellEnd"/>
+      <w:r>
+        <w:rPr>
+          <w:lang w:val="en-US"/>
+        </w:rPr>
+        <w:t xml:space="preserve">': </w:t>
+      </w:r>
+    </w:p>
+    <w:p>
+      <w:pPr>
+        <w:spacing w:after="0" w:line="240" w:lineRule="auto"/>
+        <w:jc w:val="both"/>
+      </w:pPr>
+      <w:r>
+        <w:rPr>
+          <w:lang w:val="en-US"/>
+        </w:rPr>
+        <w:t xml:space="preserve">This is perfectly acceptable Python code, so it won’t crash at first when you run it. However, this will lead to weird bugs </w:t>
+      </w:r>
+      <w:proofErr w:type="gramStart"/>
+      <w:r>
+        <w:rPr>
+          <w:lang w:val="en-US"/>
+        </w:rPr>
+        <w:t>later on</w:t>
+      </w:r>
+      <w:proofErr w:type="gramEnd"/>
+      <w:r>
+        <w:rPr>
+          <w:lang w:val="en-US"/>
+        </w:rPr>
+        <w:t xml:space="preserve"> in our program. Because the code does not immediately crash where the problem is caused, it can be much harder to find it.</w:t>
       </w:r>
     </w:p>
     <w:sectPr>
